--- a/fra/docx/47.content.docx
+++ b/fra/docx/47.content.docx
@@ -10936,19 +10936,7 @@
         <w:rPr>
           <w:lang w:val="fr_FR" w:bidi="fr_FR"/>
         </w:rPr>
-        <w:t>; et l'</w:t>
-      </w:r>
-      <w:r>
-        <w:rPr>
-          <w:lang w:val="fr_FR" w:bidi="fr_FR"/>
-        </w:rPr>
-        <w:t>Introduction à la première lettre aux Corinthiens</w:t>
-      </w:r>
-      <w:r>
-        <w:rPr>
-          <w:lang w:val="fr_FR" w:bidi="fr_FR"/>
-        </w:rPr>
-        <w:t>, « Contexte »).</w:t>
+        <w:t>; et l'Introduction à la première lettre aux Corinthiens, « Contexte »).</w:t>
       </w:r>
       <w:r>
         <w:rPr>
